--- a/arb/docx/54.content.docx
+++ b/arb/docx/54.content.docx
@@ -22,7 +22,7 @@
         <w:rPr>
           <w:lang w:val="ar_AE" w:bidi="ar_AE"/>
         </w:rPr>
-        <w:t>Resource: ملاحظات الترجمة (كلمة متكشفة)</w:t>
+        <w:t>Resource: unfoldingWord® Translation Notes</w:t>
       </w:r>
       <w:r>
         <w:rPr>
@@ -96,7 +96,7 @@
         <w:rPr>
           <w:lang w:val="ar_AE" w:bidi="ar_AE"/>
         </w:rPr>
-        <w:t>ملاحظات الترجمة (كلمة متكشفة)</w:t>
+        <w:t>unfoldingWord® Translation Notes</w:t>
       </w:r>
     </w:p>
     <w:p>
